--- a/pr-preview/pr-331/estimation-handout.docx
+++ b/pr-preview/pr-331/estimation-handout.docx
@@ -15,7 +15,7 @@
         <w:pStyle w:val="Date"/>
       </w:pPr>
       <w:r>
-        <w:t xml:space="preserve">Last modified: 2026-10-18 00:41:10 (PDT)</w:t>
+        <w:t xml:space="preserve">Last modified: 2026-10-18 13:25:37 (PDT)</w:t>
       </w:r>
     </w:p>
     <w:bookmarkStart w:id="14" w:name="scientific-models"/>
@@ -153,7 +153,7 @@
         <w:t xml:space="preserve">[</w:t>
       </w:r>
       <w:r>
-        <w:t xml:space="preserve">Box and Draper (1987)</w:t>
+        <w:t xml:space="preserve">Box and Draper [1]</w:t>
       </w:r>
       <w:r>
         <w:t xml:space="preserve">, p. 424; emphasis added]</w:t>
@@ -170,7 +170,7 @@
         <w:t xml:space="preserve"> </w:t>
       </w:r>
       <w:r>
-        <w:t xml:space="preserve">(Dunn and Smyth 2018, sec. 1.8)</w:t>
+        <w:t xml:space="preserve">[2, Sec. 1.8]</w:t>
       </w:r>
       <w:r>
         <w:t xml:space="preserve">.</w:t>
@@ -413,7 +413,7 @@
         <w:t xml:space="preserve"> </w:t>
       </w:r>
       <w:r>
-        <w:t xml:space="preserve">Van Buuren (2018)</w:t>
+        <w:t xml:space="preserve">Van Buuren [3]</w:t>
       </w:r>
       <w:r>
         <w:t xml:space="preserve"> </w:t>
@@ -499,7 +499,13 @@
         <w:t xml:space="preserve"> </w:t>
       </w:r>
       <w:r>
-        <w:t xml:space="preserve">(Pohl et al. 2021; Lawrance et al. 2020)</w:t>
+        <w:t xml:space="preserve">[4], [5]</w:t>
+      </w:r>
+      <w:r>
+        <w:t xml:space="preserve"> </w:t>
+      </w:r>
+      <w:r>
+        <w:t xml:space="preserve">[6]</w:t>
       </w:r>
       <w:r>
         <w:t xml:space="preserve">.</w:t>
@@ -516,7 +522,7 @@
         <w:t xml:space="preserve"> </w:t>
       </w:r>
       <w:r>
-        <w:t xml:space="preserve">Wikipedia contributors (2026b)</w:t>
+        <w:t xml:space="preserve">Wikipedia contributors [6]</w:t>
       </w:r>
       <w:r>
         <w:t xml:space="preserve">.</w:t>
@@ -1331,7 +1337,7 @@
         <w:t xml:space="preserve"> </w:t>
       </w:r>
       <w:r>
-        <w:t xml:space="preserve">Wikipedia contributors (2026c)</w:t>
+        <w:t xml:space="preserve">Wikipedia contributors [7]</w:t>
       </w:r>
       <w:r>
         <w:t xml:space="preserve">.</w:t>
@@ -3080,7 +3086,16 @@
         <w:t xml:space="preserve"> </w:t>
       </w:r>
       <w:r>
-        <w:t xml:space="preserve">across all the samples we might have drawn.</w:t>
+        <w:t xml:space="preserve">across all the samples we might have drawn</w:t>
+      </w:r>
+      <w:r>
+        <w:t xml:space="preserve"> </w:t>
+      </w:r>
+      <w:r>
+        <w:t xml:space="preserve">[8]</w:t>
+      </w:r>
+      <w:r>
+        <w:t xml:space="preserve">.</w:t>
       </w:r>
     </w:p>
     <w:p>
@@ -3094,7 +3109,7 @@
         <w:t xml:space="preserve"> </w:t>
       </w:r>
       <w:r>
-        <w:t xml:space="preserve">Wikipedia contributors (2026g)</w:t>
+        <w:t xml:space="preserve">Wikipedia contributors [8]</w:t>
       </w:r>
       <w:r>
         <w:t xml:space="preserve">.</w:t>
@@ -3820,7 +3835,7 @@
         </w:numPr>
       </w:pPr>
       <w:r>
-        <w:t xml:space="preserve">Hogg et al. (2019, sec. 6.4, pp. 264–276)</w:t>
+        <w:t xml:space="preserve">Hogg et al. [9, Sec. 6.4], pp. 264–276</w:t>
       </w:r>
       <w:r>
         <w:t xml:space="preserve"> </w:t>
@@ -3838,7 +3853,7 @@
         </w:numPr>
       </w:pPr>
       <w:r>
-        <w:t xml:space="preserve">Casella and Berger (2002, sec. 7.2, pp. 312–329)</w:t>
+        <w:t xml:space="preserve">Casella and Berger [10, Sec. 7.2], pp. 312–329</w:t>
       </w:r>
       <w:r>
         <w:t xml:space="preserve"> </w:t>
@@ -3856,7 +3871,7 @@
         </w:numPr>
       </w:pPr>
       <w:r>
-        <w:t xml:space="preserve">Rice (2007, secs. 8.3–8.4, pp. 257–266)</w:t>
+        <w:t xml:space="preserve">Rice [11, Secs. 8.3–8.4], pp. 257–266</w:t>
       </w:r>
       <w:r>
         <w:t xml:space="preserve"> </w:t>
@@ -4599,6 +4614,12 @@
           <w:t xml:space="preserve">estimation error</w:t>
         </w:r>
       </w:hyperlink>
+      <w:r>
+        <w:t xml:space="preserve"> </w:t>
+      </w:r>
+      <w:r>
+        <w:t xml:space="preserve">[12]</w:t>
+      </w:r>
       <w:r>
         <w:t xml:space="preserve">:</w:t>
       </w:r>
@@ -4748,7 +4769,7 @@
         <w:t xml:space="preserve"> </w:t>
       </w:r>
       <w:r>
-        <w:t xml:space="preserve">Wikipedia contributors (2026a)</w:t>
+        <w:t xml:space="preserve">Wikipedia contributors [12]</w:t>
       </w:r>
       <w:r>
         <w:t xml:space="preserve">.</w:t>
@@ -6952,6 +6973,12 @@
         </w:r>
       </w:hyperlink>
       <w:r>
+        <w:t xml:space="preserve"> </w:t>
+      </w:r>
+      <w:r>
+        <w:t xml:space="preserve">[13]</w:t>
+      </w:r>
+      <w:r>
         <w:t xml:space="preserve">:</w:t>
       </w:r>
     </w:p>
@@ -7105,7 +7132,7 @@
         <w:t xml:space="preserve"> </w:t>
       </w:r>
       <w:r>
-        <w:t xml:space="preserve">Wikipedia contributors (2026e)</w:t>
+        <w:t xml:space="preserve">Wikipedia contributors [13]</w:t>
       </w:r>
       <w:r>
         <w:t xml:space="preserve">.</w:t>
@@ -14000,7 +14027,7 @@
         <w:t xml:space="preserve"> </w:t>
       </w:r>
       <w:r>
-        <w:t xml:space="preserve">Wikipedia contributors (2026f)</w:t>
+        <w:t xml:space="preserve">Wikipedia contributors [14]</w:t>
       </w:r>
       <w:r>
         <w:t xml:space="preserve">.</w:t>
@@ -14121,7 +14148,7 @@
         <w:pStyle w:val="BodyText"/>
       </w:pPr>
       <w:r>
-        <w:t xml:space="preserve">Casella and Berger (2002, sec. 7.3.1, pp. 330–333)</w:t>
+        <w:t xml:space="preserve">Casella and Berger [10, Sec. 7.3.1], pp. 330–333</w:t>
       </w:r>
       <w:r>
         <w:t xml:space="preserve"> </w:t>
@@ -21108,7 +21135,7 @@
         <w:t xml:space="preserve"> </w:t>
       </w:r>
       <w:r>
-        <w:t xml:space="preserve">(5MinuteAI, n.d.)</w:t>
+        <w:t xml:space="preserve">[15]</w:t>
       </w:r>
       <w:r>
         <w:t xml:space="preserve">.</w:t>
@@ -21345,7 +21372,7 @@
         <w:t xml:space="preserve"> </w:t>
       </w:r>
       <w:r>
-        <w:t xml:space="preserve">Wikipedia contributors (2026d)</w:t>
+        <w:t xml:space="preserve">Wikipedia contributors [16]</w:t>
       </w:r>
       <w:r>
         <w:t xml:space="preserve">.</w:t>
@@ -23966,7 +23993,7 @@
         <w:t xml:space="preserve"> </w:t>
       </w:r>
       <w:r>
-        <w:t xml:space="preserve">Wikipedia contributors (2026h)</w:t>
+        <w:t xml:space="preserve">Wikipedia contributors [17]</w:t>
       </w:r>
       <w:r>
         <w:t xml:space="preserve">.</w:t>
@@ -26928,118 +26955,32 @@
     </w:p>
     <w:bookmarkEnd w:id="105"/>
     <w:bookmarkEnd w:id="106"/>
-    <w:bookmarkStart w:id="107" w:name="further-reading"/>
+    <w:bookmarkStart w:id="139" w:name="references"/>
     <w:p>
       <w:pPr>
         <w:pStyle w:val="Heading2"/>
       </w:pPr>
       <w:r>
-        <w:t xml:space="preserve">Further reading</w:t>
+        <w:t xml:space="preserve">References</w:t>
       </w:r>
     </w:p>
-    <w:p>
-      <w:pPr>
-        <w:numPr>
-          <w:ilvl w:val="0"/>
-          <w:numId w:val="1005"/>
-        </w:numPr>
-      </w:pPr>
-      <w:r>
-        <w:t xml:space="preserve">Wikipedia contributors (2026c)</w:t>
-      </w:r>
-      <w:r>
-        <w:t xml:space="preserve"> </w:t>
-      </w:r>
-      <w:r>
-        <w:t xml:space="preserve">— estimators and their properties</w:t>
-      </w:r>
-    </w:p>
-    <w:p>
-      <w:pPr>
-        <w:numPr>
-          <w:ilvl w:val="0"/>
-          <w:numId w:val="1005"/>
-        </w:numPr>
-      </w:pPr>
-      <w:r>
-        <w:t xml:space="preserve">Wikipedia contributors (2026b)</w:t>
-      </w:r>
-      <w:r>
-        <w:t xml:space="preserve"> </w:t>
-      </w:r>
-      <w:r>
-        <w:t xml:space="preserve">— the target of an estimate</w:t>
-      </w:r>
-    </w:p>
-    <w:p>
-      <w:pPr>
-        <w:numPr>
-          <w:ilvl w:val="0"/>
-          <w:numId w:val="1005"/>
-        </w:numPr>
-      </w:pPr>
-      <w:r>
-        <w:t xml:space="preserve">Wikipedia contributors (2026a)</w:t>
-      </w:r>
-      <w:r>
-        <w:t xml:space="preserve"> </w:t>
-      </w:r>
-      <w:r>
-        <w:t xml:space="preserve">— bias, with examples</w:t>
-      </w:r>
-    </w:p>
-    <w:p>
-      <w:pPr>
-        <w:numPr>
-          <w:ilvl w:val="0"/>
-          <w:numId w:val="1005"/>
-        </w:numPr>
-      </w:pPr>
-      <w:r>
-        <w:t xml:space="preserve">Wikipedia contributors (2026e)</w:t>
-      </w:r>
-      <w:r>
-        <w:t xml:space="preserve"> </w:t>
-      </w:r>
-      <w:r>
-        <w:t xml:space="preserve">— the mean squared error and its decomposition</w:t>
-      </w:r>
-    </w:p>
-    <w:p>
-      <w:pPr>
-        <w:numPr>
-          <w:ilvl w:val="0"/>
-          <w:numId w:val="1005"/>
-        </w:numPr>
-      </w:pPr>
-      <w:r>
-        <w:t xml:space="preserve">Wikipedia contributors (2026g)</w:t>
-      </w:r>
-      <w:r>
-        <w:t xml:space="preserve"> </w:t>
-      </w:r>
-      <w:r>
-        <w:t xml:space="preserve">— the distribution of a statistic across samples</w:t>
-      </w:r>
-    </w:p>
-    <w:bookmarkEnd w:id="107"/>
-    <w:bookmarkStart w:id="140" w:name="references"/>
-    <w:p>
-      <w:pPr>
-        <w:pStyle w:val="Heading2"/>
-      </w:pPr>
-      <w:r>
-        <w:t xml:space="preserve">References</w:t>
-      </w:r>
-    </w:p>
-    <w:bookmarkStart w:id="139" w:name="refs"/>
-    <w:bookmarkStart w:id="109" w:name="ref-fiveminuteai_probstat"/>
+    <w:bookmarkStart w:id="138" w:name="refs"/>
+    <w:bookmarkStart w:id="107" w:name="ref-box_draper_1987"/>
     <w:p>
       <w:pPr>
         <w:pStyle w:val="Bibliography"/>
       </w:pPr>
       <w:r>
-        <w:t xml:space="preserve">5MinuteAI. n.d.</w:t>
+        <w:t xml:space="preserve">[1]</w:t>
+      </w:r>
+      <w:r>
+        <w:t xml:space="preserve"> </w:t>
+      </w:r>
+      <w:r>
+        <w:t xml:space="preserve">	</w:t>
+      </w:r>
+      <w:r>
+        <w:t xml:space="preserve">G. E. P. Box and N. Richard. Draper,</w:t>
       </w:r>
       <w:r>
         <w:t xml:space="preserve"> </w:t>
@@ -27049,15 +26990,742 @@
           <w:i/>
           <w:iCs/>
         </w:rPr>
-        <w:t xml:space="preserve">Probability &amp; Statistics</w:t>
-      </w:r>
-      <w:r>
-        <w:t xml:space="preserve">. Video playlist on YouTube. Accessed October 12, 2026.</w:t>
+        <w:t xml:space="preserve">Empirical model-building and response surfaces</w:t>
+      </w:r>
+      <w:r>
+        <w:t xml:space="preserve">. in Wiley series in probability and mathematical statistics. Applied probability and statistics. New York: Wiley, 1987.</w:t>
+      </w:r>
+    </w:p>
+    <w:bookmarkEnd w:id="107"/>
+    <w:bookmarkStart w:id="109" w:name="ref-dunn2018generalized"/>
+    <w:p>
+      <w:pPr>
+        <w:pStyle w:val="Bibliography"/>
+      </w:pPr>
+      <w:r>
+        <w:t xml:space="preserve">[2]</w:t>
+      </w:r>
+      <w:r>
+        <w:t xml:space="preserve"> </w:t>
+      </w:r>
+      <w:r>
+        <w:t xml:space="preserve">	</w:t>
+      </w:r>
+      <w:r>
+        <w:t xml:space="preserve">P. K. Dunn and G. K. Smyth,</w:t>
+      </w:r>
+      <w:r>
+        <w:t xml:space="preserve"> </w:t>
+      </w:r>
+      <w:r>
+        <w:rPr>
+          <w:i/>
+          <w:iCs/>
+        </w:rPr>
+        <w:t xml:space="preserve">Generalized linear models with examples in</w:t>
+      </w:r>
+      <w:r>
+        <w:rPr>
+          <w:i/>
+          <w:iCs/>
+        </w:rPr>
+        <w:t xml:space="preserve"> </w:t>
+      </w:r>
+      <w:r>
+        <w:rPr>
+          <w:i/>
+          <w:iCs/>
+        </w:rPr>
+        <w:t xml:space="preserve">R</w:t>
+      </w:r>
+      <w:r>
+        <w:t xml:space="preserve">, vol. 53. Springer, 2018. doi:</w:t>
       </w:r>
       <w:r>
         <w:t xml:space="preserve"> </w:t>
       </w:r>
       <w:hyperlink r:id="rId108">
+        <w:r>
+          <w:rPr>
+            <w:rStyle w:val="Hyperlink"/>
+          </w:rPr>
+          <w:t xml:space="preserve">10.1007/978-1-4419-0118-7</w:t>
+        </w:r>
+      </w:hyperlink>
+      <w:r>
+        <w:t xml:space="preserve">.</w:t>
+      </w:r>
+    </w:p>
+    <w:bookmarkEnd w:id="109"/>
+    <w:bookmarkStart w:id="111" w:name="ref-van2018flexible"/>
+    <w:p>
+      <w:pPr>
+        <w:pStyle w:val="Bibliography"/>
+      </w:pPr>
+      <w:r>
+        <w:t xml:space="preserve">[3]</w:t>
+      </w:r>
+      <w:r>
+        <w:t xml:space="preserve"> </w:t>
+      </w:r>
+      <w:r>
+        <w:t xml:space="preserve">	</w:t>
+      </w:r>
+      <w:r>
+        <w:t xml:space="preserve">S. Van Buuren,</w:t>
+      </w:r>
+      <w:r>
+        <w:t xml:space="preserve"> </w:t>
+      </w:r>
+      <w:r>
+        <w:rPr>
+          <w:i/>
+          <w:iCs/>
+        </w:rPr>
+        <w:t xml:space="preserve">Flexible imputation of missing data</w:t>
+      </w:r>
+      <w:r>
+        <w:t xml:space="preserve">. CRC press, 2018. Available:</w:t>
+      </w:r>
+      <w:r>
+        <w:t xml:space="preserve"> </w:t>
+      </w:r>
+      <w:hyperlink r:id="rId110">
+        <w:r>
+          <w:rPr>
+            <w:rStyle w:val="Hyperlink"/>
+          </w:rPr>
+          <w:t xml:space="preserve">https://stefvanbuuren.name/fimd/</w:t>
+        </w:r>
+      </w:hyperlink>
+    </w:p>
+    <w:bookmarkEnd w:id="111"/>
+    <w:bookmarkStart w:id="113" w:name="ref-pohl2021estimands"/>
+    <w:p>
+      <w:pPr>
+        <w:pStyle w:val="Bibliography"/>
+      </w:pPr>
+      <w:r>
+        <w:t xml:space="preserve">[4]</w:t>
+      </w:r>
+      <w:r>
+        <w:t xml:space="preserve"> </w:t>
+      </w:r>
+      <w:r>
+        <w:t xml:space="preserve">	</w:t>
+      </w:r>
+      <w:r>
+        <w:t xml:space="preserve">M. Pohl, L. Baumann, R. Behnisch, M. Kirchner, J. Krisam, and A. Sander,</w:t>
+      </w:r>
+      <w:r>
+        <w:t xml:space="preserve"> </w:t>
+      </w:r>
+      <w:r>
+        <w:t xml:space="preserve">“</w:t>
+      </w:r>
+      <w:r>
+        <w:t xml:space="preserve">Estimands—A Basic Element for Clinical Trials</w:t>
+      </w:r>
+      <w:r>
+        <w:t xml:space="preserve">,”</w:t>
+      </w:r>
+      <w:r>
+        <w:t xml:space="preserve"> </w:t>
+      </w:r>
+      <w:r>
+        <w:rPr>
+          <w:i/>
+          <w:iCs/>
+        </w:rPr>
+        <w:t xml:space="preserve">Deutsches</w:t>
+      </w:r>
+      <w:r>
+        <w:rPr>
+          <w:i/>
+          <w:iCs/>
+        </w:rPr>
+        <w:t xml:space="preserve"> </w:t>
+      </w:r>
+      <w:r>
+        <w:rPr>
+          <w:i/>
+          <w:iCs/>
+        </w:rPr>
+        <w:t xml:space="preserve">Ä</w:t>
+      </w:r>
+      <w:r>
+        <w:rPr>
+          <w:i/>
+          <w:iCs/>
+        </w:rPr>
+        <w:t xml:space="preserve">rzteblatt International</w:t>
+      </w:r>
+      <w:r>
+        <w:t xml:space="preserve">, vol. 118, no. 51–52, pp. 883–888, 2021, doi:</w:t>
+      </w:r>
+      <w:r>
+        <w:t xml:space="preserve"> </w:t>
+      </w:r>
+      <w:hyperlink r:id="rId112">
+        <w:r>
+          <w:rPr>
+            <w:rStyle w:val="Hyperlink"/>
+          </w:rPr>
+          <w:t xml:space="preserve">10.3238/arztebl.m2021.0373</w:t>
+        </w:r>
+      </w:hyperlink>
+      <w:r>
+        <w:t xml:space="preserve">.</w:t>
+      </w:r>
+    </w:p>
+    <w:bookmarkEnd w:id="113"/>
+    <w:bookmarkStart w:id="115" w:name="ref-lawrance2020estimand"/>
+    <w:p>
+      <w:pPr>
+        <w:pStyle w:val="Bibliography"/>
+      </w:pPr>
+      <w:r>
+        <w:t xml:space="preserve">[5]</w:t>
+      </w:r>
+      <w:r>
+        <w:t xml:space="preserve"> </w:t>
+      </w:r>
+      <w:r>
+        <w:t xml:space="preserve">	</w:t>
+      </w:r>
+      <w:r>
+        <w:t xml:space="preserve">R. Lawrance</w:t>
+      </w:r>
+      <w:r>
+        <w:t xml:space="preserve"> </w:t>
+      </w:r>
+      <w:r>
+        <w:rPr>
+          <w:i/>
+          <w:iCs/>
+        </w:rPr>
+        <w:t xml:space="preserve">et al.</w:t>
+      </w:r>
+      <w:r>
+        <w:t xml:space="preserve">,</w:t>
+      </w:r>
+      <w:r>
+        <w:t xml:space="preserve"> </w:t>
+      </w:r>
+      <w:r>
+        <w:t xml:space="preserve">“What is an estimand, and how does it relate to quantifying the effect of treatment on patient-reported quality of life outcomes in clinical trials?”</w:t>
+      </w:r>
+      <w:r>
+        <w:t xml:space="preserve"> </w:t>
+      </w:r>
+      <w:r>
+        <w:rPr>
+          <w:i/>
+          <w:iCs/>
+        </w:rPr>
+        <w:t xml:space="preserve">Journal of Patient-Reported Outcomes</w:t>
+      </w:r>
+      <w:r>
+        <w:t xml:space="preserve">, vol. 4, no. 1, pp. 1–8, 2020, doi:</w:t>
+      </w:r>
+      <w:r>
+        <w:t xml:space="preserve"> </w:t>
+      </w:r>
+      <w:hyperlink r:id="rId114">
+        <w:r>
+          <w:rPr>
+            <w:rStyle w:val="Hyperlink"/>
+          </w:rPr>
+          <w:t xml:space="preserve">10.1186/s41687-020-00218-5</w:t>
+        </w:r>
+      </w:hyperlink>
+      <w:r>
+        <w:t xml:space="preserve">.</w:t>
+      </w:r>
+    </w:p>
+    <w:bookmarkEnd w:id="115"/>
+    <w:bookmarkStart w:id="117" w:name="ref-wikipedia_estimand"/>
+    <w:p>
+      <w:pPr>
+        <w:pStyle w:val="Bibliography"/>
+      </w:pPr>
+      <w:r>
+        <w:t xml:space="preserve">[6]</w:t>
+      </w:r>
+      <w:r>
+        <w:t xml:space="preserve"> </w:t>
+      </w:r>
+      <w:r>
+        <w:t xml:space="preserve">	</w:t>
+      </w:r>
+      <w:r>
+        <w:t xml:space="preserve">Wikipedia contributors,</w:t>
+      </w:r>
+      <w:r>
+        <w:t xml:space="preserve"> </w:t>
+      </w:r>
+      <w:r>
+        <w:t xml:space="preserve">“Estimand —</w:t>
+      </w:r>
+      <w:r>
+        <w:t xml:space="preserve"> </w:t>
+      </w:r>
+      <w:r>
+        <w:t xml:space="preserve">Wikipedia</w:t>
+      </w:r>
+      <w:r>
+        <w:t xml:space="preserve">,</w:t>
+      </w:r>
+      <w:r>
+        <w:t xml:space="preserve"> </w:t>
+      </w:r>
+      <w:r>
+        <w:t xml:space="preserve">the free encyclopedia.”</w:t>
+      </w:r>
+      <w:r>
+        <w:t xml:space="preserve"> </w:t>
+      </w:r>
+      <w:r>
+        <w:t xml:space="preserve">2026. Available:</w:t>
+      </w:r>
+      <w:r>
+        <w:t xml:space="preserve"> </w:t>
+      </w:r>
+      <w:hyperlink r:id="rId116">
+        <w:r>
+          <w:rPr>
+            <w:rStyle w:val="Hyperlink"/>
+          </w:rPr>
+          <w:t xml:space="preserve">https://en.wikipedia.org/wiki/Estimand</w:t>
+        </w:r>
+      </w:hyperlink>
+    </w:p>
+    <w:bookmarkEnd w:id="117"/>
+    <w:bookmarkStart w:id="119" w:name="ref-wikipedia_estimator"/>
+    <w:p>
+      <w:pPr>
+        <w:pStyle w:val="Bibliography"/>
+      </w:pPr>
+      <w:r>
+        <w:t xml:space="preserve">[7]</w:t>
+      </w:r>
+      <w:r>
+        <w:t xml:space="preserve"> </w:t>
+      </w:r>
+      <w:r>
+        <w:t xml:space="preserve">	</w:t>
+      </w:r>
+      <w:r>
+        <w:t xml:space="preserve">Wikipedia contributors,</w:t>
+      </w:r>
+      <w:r>
+        <w:t xml:space="preserve"> </w:t>
+      </w:r>
+      <w:r>
+        <w:t xml:space="preserve">“Estimator —</w:t>
+      </w:r>
+      <w:r>
+        <w:t xml:space="preserve"> </w:t>
+      </w:r>
+      <w:r>
+        <w:t xml:space="preserve">Wikipedia</w:t>
+      </w:r>
+      <w:r>
+        <w:t xml:space="preserve">,</w:t>
+      </w:r>
+      <w:r>
+        <w:t xml:space="preserve"> </w:t>
+      </w:r>
+      <w:r>
+        <w:t xml:space="preserve">the free encyclopedia.”</w:t>
+      </w:r>
+      <w:r>
+        <w:t xml:space="preserve"> </w:t>
+      </w:r>
+      <w:r>
+        <w:t xml:space="preserve">2026. Available:</w:t>
+      </w:r>
+      <w:r>
+        <w:t xml:space="preserve"> </w:t>
+      </w:r>
+      <w:hyperlink r:id="rId118">
+        <w:r>
+          <w:rPr>
+            <w:rStyle w:val="Hyperlink"/>
+          </w:rPr>
+          <w:t xml:space="preserve">https://en.wikipedia.org/wiki/Estimator</w:t>
+        </w:r>
+      </w:hyperlink>
+    </w:p>
+    <w:bookmarkEnd w:id="119"/>
+    <w:bookmarkStart w:id="121" w:name="ref-wikipedia_sampling_distribution"/>
+    <w:p>
+      <w:pPr>
+        <w:pStyle w:val="Bibliography"/>
+      </w:pPr>
+      <w:r>
+        <w:t xml:space="preserve">[8]</w:t>
+      </w:r>
+      <w:r>
+        <w:t xml:space="preserve"> </w:t>
+      </w:r>
+      <w:r>
+        <w:t xml:space="preserve">	</w:t>
+      </w:r>
+      <w:r>
+        <w:t xml:space="preserve">Wikipedia contributors,</w:t>
+      </w:r>
+      <w:r>
+        <w:t xml:space="preserve"> </w:t>
+      </w:r>
+      <w:r>
+        <w:t xml:space="preserve">“Sampling distribution —</w:t>
+      </w:r>
+      <w:r>
+        <w:t xml:space="preserve"> </w:t>
+      </w:r>
+      <w:r>
+        <w:t xml:space="preserve">Wikipedia</w:t>
+      </w:r>
+      <w:r>
+        <w:t xml:space="preserve">,</w:t>
+      </w:r>
+      <w:r>
+        <w:t xml:space="preserve"> </w:t>
+      </w:r>
+      <w:r>
+        <w:t xml:space="preserve">the free encyclopedia.”</w:t>
+      </w:r>
+      <w:r>
+        <w:t xml:space="preserve"> </w:t>
+      </w:r>
+      <w:r>
+        <w:t xml:space="preserve">2026. Available:</w:t>
+      </w:r>
+      <w:r>
+        <w:t xml:space="preserve"> </w:t>
+      </w:r>
+      <w:hyperlink r:id="rId120">
+        <w:r>
+          <w:rPr>
+            <w:rStyle w:val="Hyperlink"/>
+          </w:rPr>
+          <w:t xml:space="preserve">https://en.wikipedia.org/wiki/Sampling_distribution</w:t>
+        </w:r>
+      </w:hyperlink>
+    </w:p>
+    <w:bookmarkEnd w:id="121"/>
+    <w:bookmarkStart w:id="122" w:name="ref-hoggtanis2015"/>
+    <w:p>
+      <w:pPr>
+        <w:pStyle w:val="Bibliography"/>
+      </w:pPr>
+      <w:r>
+        <w:t xml:space="preserve">[9]</w:t>
+      </w:r>
+      <w:r>
+        <w:t xml:space="preserve"> </w:t>
+      </w:r>
+      <w:r>
+        <w:t xml:space="preserve">	</w:t>
+      </w:r>
+      <w:r>
+        <w:t xml:space="preserve">R. V. Hogg, E. A. Tanis, and D. L. Zimmerman,</w:t>
+      </w:r>
+      <w:r>
+        <w:t xml:space="preserve"> </w:t>
+      </w:r>
+      <w:r>
+        <w:rPr>
+          <w:i/>
+          <w:iCs/>
+        </w:rPr>
+        <w:t xml:space="preserve">Probability and statistical inference</w:t>
+      </w:r>
+      <w:r>
+        <w:t xml:space="preserve">, Tenth edition. Boston: Pearson, 2019.</w:t>
+      </w:r>
+    </w:p>
+    <w:bookmarkEnd w:id="122"/>
+    <w:bookmarkStart w:id="124" w:name="ref-CaseBerg01"/>
+    <w:p>
+      <w:pPr>
+        <w:pStyle w:val="Bibliography"/>
+      </w:pPr>
+      <w:r>
+        <w:t xml:space="preserve">[10]</w:t>
+      </w:r>
+      <w:r>
+        <w:t xml:space="preserve"> </w:t>
+      </w:r>
+      <w:r>
+        <w:t xml:space="preserve">	</w:t>
+      </w:r>
+      <w:r>
+        <w:t xml:space="preserve">G. Casella and R. Berger,</w:t>
+      </w:r>
+      <w:r>
+        <w:t xml:space="preserve"> </w:t>
+      </w:r>
+      <w:r>
+        <w:rPr>
+          <w:i/>
+          <w:iCs/>
+        </w:rPr>
+        <w:t xml:space="preserve">Statistical inference</w:t>
+      </w:r>
+      <w:r>
+        <w:t xml:space="preserve">, 2nd ed. Cengage Learning, 2002. Available:</w:t>
+      </w:r>
+      <w:r>
+        <w:t xml:space="preserve"> </w:t>
+      </w:r>
+      <w:hyperlink r:id="rId123">
+        <w:r>
+          <w:rPr>
+            <w:rStyle w:val="Hyperlink"/>
+          </w:rPr>
+          <w:t xml:space="preserve">https://www.cengage.com/c/statistical-inference-2e-casella-berger/9780534243128/</w:t>
+        </w:r>
+      </w:hyperlink>
+    </w:p>
+    <w:bookmarkEnd w:id="124"/>
+    <w:bookmarkStart w:id="125" w:name="ref-rice2007mathematical"/>
+    <w:p>
+      <w:pPr>
+        <w:pStyle w:val="Bibliography"/>
+      </w:pPr>
+      <w:r>
+        <w:t xml:space="preserve">[11]</w:t>
+      </w:r>
+      <w:r>
+        <w:t xml:space="preserve"> </w:t>
+      </w:r>
+      <w:r>
+        <w:t xml:space="preserve">	</w:t>
+      </w:r>
+      <w:r>
+        <w:t xml:space="preserve">J. A. Rice,</w:t>
+      </w:r>
+      <w:r>
+        <w:t xml:space="preserve"> </w:t>
+      </w:r>
+      <w:r>
+        <w:rPr>
+          <w:i/>
+          <w:iCs/>
+        </w:rPr>
+        <w:t xml:space="preserve">Mathematical statistics and data analysis</w:t>
+      </w:r>
+      <w:r>
+        <w:t xml:space="preserve">, 3rd ed. Belmont, CA: Cengage Learning, 2007.</w:t>
+      </w:r>
+    </w:p>
+    <w:bookmarkEnd w:id="125"/>
+    <w:bookmarkStart w:id="127" w:name="ref-wikipedia_bias_of_an_estimator"/>
+    <w:p>
+      <w:pPr>
+        <w:pStyle w:val="Bibliography"/>
+      </w:pPr>
+      <w:r>
+        <w:t xml:space="preserve">[12]</w:t>
+      </w:r>
+      <w:r>
+        <w:t xml:space="preserve"> </w:t>
+      </w:r>
+      <w:r>
+        <w:t xml:space="preserve">	</w:t>
+      </w:r>
+      <w:r>
+        <w:t xml:space="preserve">Wikipedia contributors,</w:t>
+      </w:r>
+      <w:r>
+        <w:t xml:space="preserve"> </w:t>
+      </w:r>
+      <w:r>
+        <w:t xml:space="preserve">“Bias of an estimator —</w:t>
+      </w:r>
+      <w:r>
+        <w:t xml:space="preserve"> </w:t>
+      </w:r>
+      <w:r>
+        <w:t xml:space="preserve">Wikipedia</w:t>
+      </w:r>
+      <w:r>
+        <w:t xml:space="preserve">,</w:t>
+      </w:r>
+      <w:r>
+        <w:t xml:space="preserve"> </w:t>
+      </w:r>
+      <w:r>
+        <w:t xml:space="preserve">the free encyclopedia.”</w:t>
+      </w:r>
+      <w:r>
+        <w:t xml:space="preserve"> </w:t>
+      </w:r>
+      <w:r>
+        <w:t xml:space="preserve">2026. Available:</w:t>
+      </w:r>
+      <w:r>
+        <w:t xml:space="preserve"> </w:t>
+      </w:r>
+      <w:hyperlink r:id="rId126">
+        <w:r>
+          <w:rPr>
+            <w:rStyle w:val="Hyperlink"/>
+          </w:rPr>
+          <w:t xml:space="preserve">https://en.wikipedia.org/wiki/Bias_of_an_estimator</w:t>
+        </w:r>
+      </w:hyperlink>
+    </w:p>
+    <w:bookmarkEnd w:id="127"/>
+    <w:bookmarkStart w:id="129" w:name="ref-wikipedia_mean_squared_error"/>
+    <w:p>
+      <w:pPr>
+        <w:pStyle w:val="Bibliography"/>
+      </w:pPr>
+      <w:r>
+        <w:t xml:space="preserve">[13]</w:t>
+      </w:r>
+      <w:r>
+        <w:t xml:space="preserve"> </w:t>
+      </w:r>
+      <w:r>
+        <w:t xml:space="preserve">	</w:t>
+      </w:r>
+      <w:r>
+        <w:t xml:space="preserve">Wikipedia contributors,</w:t>
+      </w:r>
+      <w:r>
+        <w:t xml:space="preserve"> </w:t>
+      </w:r>
+      <w:r>
+        <w:t xml:space="preserve">“Mean squared error —</w:t>
+      </w:r>
+      <w:r>
+        <w:t xml:space="preserve"> </w:t>
+      </w:r>
+      <w:r>
+        <w:t xml:space="preserve">Wikipedia</w:t>
+      </w:r>
+      <w:r>
+        <w:t xml:space="preserve">,</w:t>
+      </w:r>
+      <w:r>
+        <w:t xml:space="preserve"> </w:t>
+      </w:r>
+      <w:r>
+        <w:t xml:space="preserve">the free encyclopedia.”</w:t>
+      </w:r>
+      <w:r>
+        <w:t xml:space="preserve"> </w:t>
+      </w:r>
+      <w:r>
+        <w:t xml:space="preserve">2026. Available:</w:t>
+      </w:r>
+      <w:r>
+        <w:t xml:space="preserve"> </w:t>
+      </w:r>
+      <w:hyperlink r:id="rId128">
+        <w:r>
+          <w:rPr>
+            <w:rStyle w:val="Hyperlink"/>
+          </w:rPr>
+          <w:t xml:space="preserve">https://en.wikipedia.org/wiki/Mean_squared_error</w:t>
+        </w:r>
+      </w:hyperlink>
+    </w:p>
+    <w:bookmarkEnd w:id="129"/>
+    <w:bookmarkStart w:id="131" w:name="ref-wikipedia_root_mean_square_deviation"/>
+    <w:p>
+      <w:pPr>
+        <w:pStyle w:val="Bibliography"/>
+      </w:pPr>
+      <w:r>
+        <w:t xml:space="preserve">[14]</w:t>
+      </w:r>
+      <w:r>
+        <w:t xml:space="preserve"> </w:t>
+      </w:r>
+      <w:r>
+        <w:t xml:space="preserve">	</w:t>
+      </w:r>
+      <w:r>
+        <w:t xml:space="preserve">Wikipedia contributors,</w:t>
+      </w:r>
+      <w:r>
+        <w:t xml:space="preserve"> </w:t>
+      </w:r>
+      <w:r>
+        <w:t xml:space="preserve">“Root mean square deviation —</w:t>
+      </w:r>
+      <w:r>
+        <w:t xml:space="preserve"> </w:t>
+      </w:r>
+      <w:r>
+        <w:t xml:space="preserve">Wikipedia</w:t>
+      </w:r>
+      <w:r>
+        <w:t xml:space="preserve">,</w:t>
+      </w:r>
+      <w:r>
+        <w:t xml:space="preserve"> </w:t>
+      </w:r>
+      <w:r>
+        <w:t xml:space="preserve">the free encyclopedia.”</w:t>
+      </w:r>
+      <w:r>
+        <w:t xml:space="preserve"> </w:t>
+      </w:r>
+      <w:r>
+        <w:t xml:space="preserve">2026. Available:</w:t>
+      </w:r>
+      <w:r>
+        <w:t xml:space="preserve"> </w:t>
+      </w:r>
+      <w:hyperlink r:id="rId130">
+        <w:r>
+          <w:rPr>
+            <w:rStyle w:val="Hyperlink"/>
+          </w:rPr>
+          <w:t xml:space="preserve">https://en.wikipedia.org/wiki/Root_mean_square_deviation</w:t>
+        </w:r>
+      </w:hyperlink>
+    </w:p>
+    <w:bookmarkEnd w:id="131"/>
+    <w:bookmarkStart w:id="133" w:name="ref-fiveminuteai_probstat"/>
+    <w:p>
+      <w:pPr>
+        <w:pStyle w:val="Bibliography"/>
+      </w:pPr>
+      <w:r>
+        <w:t xml:space="preserve">[15]</w:t>
+      </w:r>
+      <w:r>
+        <w:t xml:space="preserve"> </w:t>
+      </w:r>
+      <w:r>
+        <w:t xml:space="preserve">	</w:t>
+      </w:r>
+      <w:r>
+        <w:t xml:space="preserve">5MinuteAI,</w:t>
+      </w:r>
+      <w:r>
+        <w:t xml:space="preserve"> </w:t>
+      </w:r>
+      <w:r>
+        <w:t xml:space="preserve">“Probability &amp; statistics.”</w:t>
+      </w:r>
+      <w:r>
+        <w:t xml:space="preserve"> </w:t>
+      </w:r>
+      <w:r>
+        <w:t xml:space="preserve">Video playlist on YouTube. Accessed: Oct. 12, 2026. [Online]. Available:</w:t>
+      </w:r>
+      <w:r>
+        <w:t xml:space="preserve"> </w:t>
+      </w:r>
+      <w:hyperlink r:id="rId132">
         <w:r>
           <w:rPr>
             <w:rStyle w:val="Hyperlink"/>
@@ -27065,600 +27733,56 @@
           <w:t xml:space="preserve">https://www.youtube.com/playlist?list=PLeB45KifGiuHesi4PALNZSYZFhViVGQJK</w:t>
         </w:r>
       </w:hyperlink>
-      <w:r>
-        <w:t xml:space="preserve">.</w:t>
-      </w:r>
     </w:p>
-    <w:bookmarkEnd w:id="109"/>
-    <w:bookmarkStart w:id="110" w:name="ref-box_draper_1987"/>
+    <w:bookmarkEnd w:id="133"/>
+    <w:bookmarkStart w:id="135" w:name="ref-wikipedia_mean_absolute_error"/>
     <w:p>
       <w:pPr>
         <w:pStyle w:val="Bibliography"/>
       </w:pPr>
       <w:r>
-        <w:t xml:space="preserve">Box, George E. P., and Norman Richard. Draper. 1987.</w:t>
-      </w:r>
-      <w:r>
-        <w:t xml:space="preserve"> </w:t>
-      </w:r>
-      <w:r>
-        <w:rPr>
-          <w:i/>
-          <w:iCs/>
-        </w:rPr>
-        <w:t xml:space="preserve">Empirical Model-Building and Response Surfaces</w:t>
-      </w:r>
-      <w:r>
-        <w:t xml:space="preserve">. Wiley Series in Probability and Mathematical Statistics. Applied Probability and Statistics. Wiley.</w:t>
-      </w:r>
-    </w:p>
-    <w:bookmarkEnd w:id="110"/>
-    <w:bookmarkStart w:id="112" w:name="ref-CaseBerg01"/>
-    <w:p>
-      <w:pPr>
-        <w:pStyle w:val="Bibliography"/>
-      </w:pPr>
-      <w:r>
-        <w:t xml:space="preserve">Casella, George, and Roger Berger. 2002.</w:t>
-      </w:r>
-      <w:r>
-        <w:t xml:space="preserve"> </w:t>
-      </w:r>
-      <w:r>
-        <w:rPr>
-          <w:i/>
-          <w:iCs/>
-        </w:rPr>
-        <w:t xml:space="preserve">Statistical Inference</w:t>
-      </w:r>
-      <w:r>
-        <w:t xml:space="preserve">. 2nd ed. Cengage Learning.</w:t>
-      </w:r>
-      <w:r>
-        <w:t xml:space="preserve"> </w:t>
-      </w:r>
-      <w:hyperlink r:id="rId111">
-        <w:r>
-          <w:rPr>
-            <w:rStyle w:val="Hyperlink"/>
-          </w:rPr>
-          <w:t xml:space="preserve">https://www.cengage.com/c/statistical-inference-2e-casella-berger/9780534243128/</w:t>
-        </w:r>
-      </w:hyperlink>
-      <w:r>
-        <w:t xml:space="preserve">.</w:t>
-      </w:r>
-    </w:p>
-    <w:bookmarkEnd w:id="112"/>
-    <w:bookmarkStart w:id="114" w:name="ref-dunn2018generalized"/>
-    <w:p>
-      <w:pPr>
-        <w:pStyle w:val="Bibliography"/>
-      </w:pPr>
-      <w:r>
-        <w:t xml:space="preserve">Dunn, Peter K, and Gordon K Smyth. 2018.</w:t>
-      </w:r>
-      <w:r>
-        <w:t xml:space="preserve"> </w:t>
-      </w:r>
-      <w:r>
-        <w:rPr>
-          <w:i/>
-          <w:iCs/>
-        </w:rPr>
-        <w:t xml:space="preserve">Generalized Linear Models with Examples in</w:t>
-      </w:r>
-      <w:r>
-        <w:rPr>
-          <w:i/>
-          <w:iCs/>
-        </w:rPr>
-        <w:t xml:space="preserve"> </w:t>
-      </w:r>
-      <w:r>
-        <w:rPr>
-          <w:i/>
-          <w:iCs/>
-        </w:rPr>
-        <w:t xml:space="preserve">R</w:t>
-      </w:r>
-      <w:r>
-        <w:t xml:space="preserve">. Vol. 53. Springer.</w:t>
-      </w:r>
-      <w:r>
-        <w:t xml:space="preserve"> </w:t>
-      </w:r>
-      <w:hyperlink r:id="rId113">
-        <w:r>
-          <w:rPr>
-            <w:rStyle w:val="Hyperlink"/>
-          </w:rPr>
-          <w:t xml:space="preserve">https://doi.org/10.1007/978-1-4419-0118-7</w:t>
-        </w:r>
-      </w:hyperlink>
-      <w:r>
-        <w:t xml:space="preserve">.</w:t>
-      </w:r>
-    </w:p>
-    <w:bookmarkEnd w:id="114"/>
-    <w:bookmarkStart w:id="115" w:name="ref-hoggtanis2015"/>
-    <w:p>
-      <w:pPr>
-        <w:pStyle w:val="Bibliography"/>
-      </w:pPr>
-      <w:r>
-        <w:t xml:space="preserve">Hogg, Robert V., Elliot A. Tanis, and Dale L. Zimmerman. 2019.</w:t>
-      </w:r>
-      <w:r>
-        <w:t xml:space="preserve"> </w:t>
-      </w:r>
-      <w:r>
-        <w:rPr>
-          <w:i/>
-          <w:iCs/>
-        </w:rPr>
-        <w:t xml:space="preserve">Probability and Statistical Inference</w:t>
-      </w:r>
-      <w:r>
-        <w:t xml:space="preserve">. Tenth edition. Pearson.</w:t>
-      </w:r>
-    </w:p>
-    <w:bookmarkEnd w:id="115"/>
-    <w:bookmarkStart w:id="117" w:name="ref-lawrance2020estimand"/>
-    <w:p>
-      <w:pPr>
-        <w:pStyle w:val="Bibliography"/>
-      </w:pPr>
-      <w:r>
-        <w:t xml:space="preserve">Lawrance, Rachael, Evgeny Degtyarev, Philip Griffiths, et al. 2020.</w:t>
-      </w:r>
-      <w:r>
-        <w:t xml:space="preserve"> </w:t>
-      </w:r>
-      <w:r>
-        <w:t xml:space="preserve">“What Is an Estimand, and How Does It Relate to Quantifying the Effect of Treatment on Patient-Reported Quality of Life Outcomes in Clinical Trials?”</w:t>
-      </w:r>
-      <w:r>
-        <w:t xml:space="preserve"> </w:t>
-      </w:r>
-      <w:r>
-        <w:rPr>
-          <w:i/>
-          <w:iCs/>
-        </w:rPr>
-        <w:t xml:space="preserve">Journal of Patient-Reported Outcomes</w:t>
-      </w:r>
-      <w:r>
-        <w:t xml:space="preserve"> </w:t>
-      </w:r>
-      <w:r>
-        <w:t xml:space="preserve">4 (1): 1–8.</w:t>
-      </w:r>
-      <w:r>
-        <w:t xml:space="preserve"> </w:t>
-      </w:r>
-      <w:hyperlink r:id="rId116">
-        <w:r>
-          <w:rPr>
-            <w:rStyle w:val="Hyperlink"/>
-          </w:rPr>
-          <w:t xml:space="preserve">https://doi.org/10.1186/s41687-020-00218-5</w:t>
-        </w:r>
-      </w:hyperlink>
-      <w:r>
-        <w:t xml:space="preserve">.</w:t>
-      </w:r>
-    </w:p>
-    <w:bookmarkEnd w:id="117"/>
-    <w:bookmarkStart w:id="119" w:name="ref-pohl2021estimands"/>
-    <w:p>
-      <w:pPr>
-        <w:pStyle w:val="Bibliography"/>
-      </w:pPr>
-      <w:r>
-        <w:t xml:space="preserve">Pohl, Moritz, Lukas Baumann, Rouven Behnisch, Marietta Kirchner, Johannes Krisam, and Anja Sander. 2021.</w:t>
-      </w:r>
-      <w:r>
-        <w:t xml:space="preserve"> </w:t>
-      </w:r>
-      <w:r>
-        <w:t xml:space="preserve">“</w:t>
-      </w:r>
-      <w:r>
-        <w:t xml:space="preserve">Estimands—A Basic Element for Clinical Trials</w:t>
-      </w:r>
-      <w:r>
-        <w:t xml:space="preserve">.”</w:t>
-      </w:r>
-      <w:r>
-        <w:t xml:space="preserve"> </w:t>
-      </w:r>
-      <w:r>
-        <w:rPr>
-          <w:i/>
-          <w:iCs/>
-        </w:rPr>
-        <w:t xml:space="preserve">Deutsches</w:t>
-      </w:r>
-      <w:r>
-        <w:rPr>
-          <w:i/>
-          <w:iCs/>
-        </w:rPr>
-        <w:t xml:space="preserve"> </w:t>
-      </w:r>
-      <w:r>
-        <w:rPr>
-          <w:i/>
-          <w:iCs/>
-        </w:rPr>
-        <w:t xml:space="preserve">Ä</w:t>
-      </w:r>
-      <w:r>
-        <w:rPr>
-          <w:i/>
-          <w:iCs/>
-        </w:rPr>
-        <w:t xml:space="preserve">rzteblatt International</w:t>
-      </w:r>
-      <w:r>
-        <w:t xml:space="preserve"> </w:t>
-      </w:r>
-      <w:r>
-        <w:t xml:space="preserve">118 (51-52): 883–88.</w:t>
-      </w:r>
-      <w:r>
-        <w:t xml:space="preserve"> </w:t>
-      </w:r>
-      <w:hyperlink r:id="rId118">
-        <w:r>
-          <w:rPr>
-            <w:rStyle w:val="Hyperlink"/>
-          </w:rPr>
-          <w:t xml:space="preserve">https://doi.org/10.3238/arztebl.m2021.0373</w:t>
-        </w:r>
-      </w:hyperlink>
-      <w:r>
-        <w:t xml:space="preserve">.</w:t>
-      </w:r>
-    </w:p>
-    <w:bookmarkEnd w:id="119"/>
-    <w:bookmarkStart w:id="120" w:name="ref-rice2007mathematical"/>
-    <w:p>
-      <w:pPr>
-        <w:pStyle w:val="Bibliography"/>
-      </w:pPr>
-      <w:r>
-        <w:t xml:space="preserve">Rice, John A. 2007.</w:t>
-      </w:r>
-      <w:r>
-        <w:t xml:space="preserve"> </w:t>
-      </w:r>
-      <w:r>
-        <w:rPr>
-          <w:i/>
-          <w:iCs/>
-        </w:rPr>
-        <w:t xml:space="preserve">Mathematical Statistics and Data Analysis</w:t>
-      </w:r>
-      <w:r>
-        <w:t xml:space="preserve">. 3rd ed. Cengage Learning.</w:t>
-      </w:r>
-    </w:p>
-    <w:bookmarkEnd w:id="120"/>
-    <w:bookmarkStart w:id="122" w:name="ref-van2018flexible"/>
-    <w:p>
-      <w:pPr>
-        <w:pStyle w:val="Bibliography"/>
-      </w:pPr>
-      <w:r>
-        <w:t xml:space="preserve">Van Buuren, Stef. 2018.</w:t>
-      </w:r>
-      <w:r>
-        <w:t xml:space="preserve"> </w:t>
-      </w:r>
-      <w:r>
-        <w:rPr>
-          <w:i/>
-          <w:iCs/>
-        </w:rPr>
-        <w:t xml:space="preserve">Flexible Imputation of Missing Data</w:t>
-      </w:r>
-      <w:r>
-        <w:t xml:space="preserve">. CRC press.</w:t>
-      </w:r>
-      <w:r>
-        <w:t xml:space="preserve"> </w:t>
-      </w:r>
-      <w:hyperlink r:id="rId121">
-        <w:r>
-          <w:rPr>
-            <w:rStyle w:val="Hyperlink"/>
-          </w:rPr>
-          <w:t xml:space="preserve">https://stefvanbuuren.name/fimd/</w:t>
-        </w:r>
-      </w:hyperlink>
-      <w:r>
-        <w:t xml:space="preserve">.</w:t>
-      </w:r>
-    </w:p>
-    <w:bookmarkEnd w:id="122"/>
-    <w:bookmarkStart w:id="124" w:name="ref-wikipedia_bias_of_an_estimator"/>
-    <w:p>
-      <w:pPr>
-        <w:pStyle w:val="Bibliography"/>
-      </w:pPr>
-      <w:r>
-        <w:t xml:space="preserve">Wikipedia contributors. 2026a.</w:t>
-      </w:r>
-      <w:r>
-        <w:t xml:space="preserve"> </w:t>
-      </w:r>
-      <w:r>
-        <w:rPr>
-          <w:i/>
-          <w:iCs/>
-        </w:rPr>
-        <w:t xml:space="preserve">Bias of an Estimator —</w:t>
-      </w:r>
-      <w:r>
-        <w:rPr>
-          <w:i/>
-          <w:iCs/>
-        </w:rPr>
-        <w:t xml:space="preserve"> </w:t>
-      </w:r>
-      <w:r>
-        <w:rPr>
-          <w:i/>
-          <w:iCs/>
-        </w:rPr>
+        <w:t xml:space="preserve">[16]</w:t>
+      </w:r>
+      <w:r>
+        <w:t xml:space="preserve"> </w:t>
+      </w:r>
+      <w:r>
+        <w:t xml:space="preserve">	</w:t>
+      </w:r>
+      <w:r>
+        <w:t xml:space="preserve">Wikipedia contributors,</w:t>
+      </w:r>
+      <w:r>
+        <w:t xml:space="preserve"> </w:t>
+      </w:r>
+      <w:r>
+        <w:t xml:space="preserve">“Mean absolute error —</w:t>
+      </w:r>
+      <w:r>
+        <w:t xml:space="preserve"> </w:t>
+      </w:r>
+      <w:r>
         <w:t xml:space="preserve">Wikipedia</w:t>
       </w:r>
       <w:r>
-        <w:rPr>
-          <w:i/>
-          <w:iCs/>
-        </w:rPr>
         <w:t xml:space="preserve">,</w:t>
       </w:r>
       <w:r>
-        <w:rPr>
-          <w:i/>
-          <w:iCs/>
-        </w:rPr>
-        <w:t xml:space="preserve"> </w:t>
-      </w:r>
-      <w:r>
-        <w:rPr>
-          <w:i/>
-          <w:iCs/>
-        </w:rPr>
-        <w:t xml:space="preserve">the Free Encyclopedia</w:t>
-      </w:r>
-      <w:r>
-        <w:t xml:space="preserve">.</w:t>
-      </w:r>
-      <w:r>
-        <w:t xml:space="preserve"> </w:t>
-      </w:r>
-      <w:hyperlink r:id="rId123">
-        <w:r>
-          <w:rPr>
-            <w:rStyle w:val="Hyperlink"/>
-          </w:rPr>
-          <w:t xml:space="preserve">https://en.wikipedia.org/wiki/Bias_of_an_estimator</w:t>
-        </w:r>
-      </w:hyperlink>
-      <w:r>
-        <w:t xml:space="preserve">.</w:t>
-      </w:r>
-    </w:p>
-    <w:bookmarkEnd w:id="124"/>
-    <w:bookmarkStart w:id="126" w:name="ref-wikipedia_estimand"/>
-    <w:p>
-      <w:pPr>
-        <w:pStyle w:val="Bibliography"/>
-      </w:pPr>
-      <w:r>
-        <w:t xml:space="preserve">Wikipedia contributors. 2026b.</w:t>
-      </w:r>
-      <w:r>
-        <w:t xml:space="preserve"> </w:t>
-      </w:r>
-      <w:r>
-        <w:rPr>
-          <w:i/>
-          <w:iCs/>
-        </w:rPr>
-        <w:t xml:space="preserve">Estimand —</w:t>
-      </w:r>
-      <w:r>
-        <w:rPr>
-          <w:i/>
-          <w:iCs/>
-        </w:rPr>
-        <w:t xml:space="preserve"> </w:t>
-      </w:r>
-      <w:r>
-        <w:rPr>
-          <w:i/>
-          <w:iCs/>
-        </w:rPr>
-        <w:t xml:space="preserve">Wikipedia</w:t>
-      </w:r>
-      <w:r>
-        <w:rPr>
-          <w:i/>
-          <w:iCs/>
-        </w:rPr>
-        <w:t xml:space="preserve">,</w:t>
-      </w:r>
-      <w:r>
-        <w:rPr>
-          <w:i/>
-          <w:iCs/>
-        </w:rPr>
-        <w:t xml:space="preserve"> </w:t>
-      </w:r>
-      <w:r>
-        <w:rPr>
-          <w:i/>
-          <w:iCs/>
-        </w:rPr>
-        <w:t xml:space="preserve">the Free Encyclopedia</w:t>
-      </w:r>
-      <w:r>
-        <w:t xml:space="preserve">.</w:t>
-      </w:r>
-      <w:r>
-        <w:t xml:space="preserve"> </w:t>
-      </w:r>
-      <w:hyperlink r:id="rId125">
-        <w:r>
-          <w:rPr>
-            <w:rStyle w:val="Hyperlink"/>
-          </w:rPr>
-          <w:t xml:space="preserve">https://en.wikipedia.org/wiki/Estimand</w:t>
-        </w:r>
-      </w:hyperlink>
-      <w:r>
-        <w:t xml:space="preserve">.</w:t>
-      </w:r>
-    </w:p>
-    <w:bookmarkEnd w:id="126"/>
-    <w:bookmarkStart w:id="128" w:name="ref-wikipedia_estimator"/>
-    <w:p>
-      <w:pPr>
-        <w:pStyle w:val="Bibliography"/>
-      </w:pPr>
-      <w:r>
-        <w:t xml:space="preserve">Wikipedia contributors. 2026c.</w:t>
-      </w:r>
-      <w:r>
-        <w:t xml:space="preserve"> </w:t>
-      </w:r>
-      <w:r>
-        <w:rPr>
-          <w:i/>
-          <w:iCs/>
-        </w:rPr>
-        <w:t xml:space="preserve">Estimator —</w:t>
-      </w:r>
-      <w:r>
-        <w:rPr>
-          <w:i/>
-          <w:iCs/>
-        </w:rPr>
-        <w:t xml:space="preserve"> </w:t>
-      </w:r>
-      <w:r>
-        <w:rPr>
-          <w:i/>
-          <w:iCs/>
-        </w:rPr>
-        <w:t xml:space="preserve">Wikipedia</w:t>
-      </w:r>
-      <w:r>
-        <w:rPr>
-          <w:i/>
-          <w:iCs/>
-        </w:rPr>
-        <w:t xml:space="preserve">,</w:t>
-      </w:r>
-      <w:r>
-        <w:rPr>
-          <w:i/>
-          <w:iCs/>
-        </w:rPr>
-        <w:t xml:space="preserve"> </w:t>
-      </w:r>
-      <w:r>
-        <w:rPr>
-          <w:i/>
-          <w:iCs/>
-        </w:rPr>
-        <w:t xml:space="preserve">the Free Encyclopedia</w:t>
-      </w:r>
-      <w:r>
-        <w:t xml:space="preserve">.</w:t>
-      </w:r>
-      <w:r>
-        <w:t xml:space="preserve"> </w:t>
-      </w:r>
-      <w:hyperlink r:id="rId127">
-        <w:r>
-          <w:rPr>
-            <w:rStyle w:val="Hyperlink"/>
-          </w:rPr>
-          <w:t xml:space="preserve">https://en.wikipedia.org/wiki/Estimator</w:t>
-        </w:r>
-      </w:hyperlink>
-      <w:r>
-        <w:t xml:space="preserve">.</w:t>
-      </w:r>
-    </w:p>
-    <w:bookmarkEnd w:id="128"/>
-    <w:bookmarkStart w:id="130" w:name="ref-wikipedia_mean_absolute_error"/>
-    <w:p>
-      <w:pPr>
-        <w:pStyle w:val="Bibliography"/>
-      </w:pPr>
-      <w:r>
-        <w:t xml:space="preserve">Wikipedia contributors. 2026d.</w:t>
-      </w:r>
-      <w:r>
-        <w:t xml:space="preserve"> </w:t>
-      </w:r>
-      <w:r>
-        <w:rPr>
-          <w:i/>
-          <w:iCs/>
-        </w:rPr>
-        <w:t xml:space="preserve">Mean Absolute Error —</w:t>
-      </w:r>
-      <w:r>
-        <w:rPr>
-          <w:i/>
-          <w:iCs/>
-        </w:rPr>
-        <w:t xml:space="preserve"> </w:t>
-      </w:r>
-      <w:r>
-        <w:rPr>
-          <w:i/>
-          <w:iCs/>
-        </w:rPr>
-        <w:t xml:space="preserve">Wikipedia</w:t>
-      </w:r>
-      <w:r>
-        <w:rPr>
-          <w:i/>
-          <w:iCs/>
-        </w:rPr>
-        <w:t xml:space="preserve">,</w:t>
-      </w:r>
-      <w:r>
-        <w:rPr>
-          <w:i/>
-          <w:iCs/>
-        </w:rPr>
-        <w:t xml:space="preserve"> </w:t>
-      </w:r>
-      <w:r>
-        <w:rPr>
-          <w:i/>
-          <w:iCs/>
-        </w:rPr>
-        <w:t xml:space="preserve">the Free Encyclopedia</w:t>
-      </w:r>
-      <w:r>
-        <w:t xml:space="preserve">.</w:t>
-      </w:r>
-      <w:r>
-        <w:t xml:space="preserve"> </w:t>
-      </w:r>
-      <w:hyperlink r:id="rId129">
+        <w:t xml:space="preserve"> </w:t>
+      </w:r>
+      <w:r>
+        <w:t xml:space="preserve">the free encyclopedia.”</w:t>
+      </w:r>
+      <w:r>
+        <w:t xml:space="preserve"> </w:t>
+      </w:r>
+      <w:r>
+        <w:t xml:space="preserve">2026. Available:</w:t>
+      </w:r>
+      <w:r>
+        <w:t xml:space="preserve"> </w:t>
+      </w:r>
+      <w:hyperlink r:id="rId134">
         <w:r>
           <w:rPr>
             <w:rStyle w:val="Hyperlink"/>
@@ -27666,287 +27790,56 @@
           <w:t xml:space="preserve">https://en.wikipedia.org/wiki/Mean_absolute_error</w:t>
         </w:r>
       </w:hyperlink>
-      <w:r>
-        <w:t xml:space="preserve">.</w:t>
-      </w:r>
     </w:p>
-    <w:bookmarkEnd w:id="130"/>
-    <w:bookmarkStart w:id="132" w:name="ref-wikipedia_mean_squared_error"/>
+    <w:bookmarkEnd w:id="135"/>
+    <w:bookmarkStart w:id="137" w:name="ref-wikipedia_standard_error"/>
     <w:p>
       <w:pPr>
         <w:pStyle w:val="Bibliography"/>
       </w:pPr>
       <w:r>
-        <w:t xml:space="preserve">Wikipedia contributors. 2026e.</w:t>
-      </w:r>
-      <w:r>
-        <w:t xml:space="preserve"> </w:t>
-      </w:r>
-      <w:r>
-        <w:rPr>
-          <w:i/>
-          <w:iCs/>
-        </w:rPr>
-        <w:t xml:space="preserve">Mean Squared Error —</w:t>
-      </w:r>
-      <w:r>
-        <w:rPr>
-          <w:i/>
-          <w:iCs/>
-        </w:rPr>
-        <w:t xml:space="preserve"> </w:t>
-      </w:r>
-      <w:r>
-        <w:rPr>
-          <w:i/>
-          <w:iCs/>
-        </w:rPr>
+        <w:t xml:space="preserve">[17]</w:t>
+      </w:r>
+      <w:r>
+        <w:t xml:space="preserve"> </w:t>
+      </w:r>
+      <w:r>
+        <w:t xml:space="preserve">	</w:t>
+      </w:r>
+      <w:r>
+        <w:t xml:space="preserve">Wikipedia contributors,</w:t>
+      </w:r>
+      <w:r>
+        <w:t xml:space="preserve"> </w:t>
+      </w:r>
+      <w:r>
+        <w:t xml:space="preserve">“Standard error —</w:t>
+      </w:r>
+      <w:r>
+        <w:t xml:space="preserve"> </w:t>
+      </w:r>
+      <w:r>
         <w:t xml:space="preserve">Wikipedia</w:t>
       </w:r>
       <w:r>
-        <w:rPr>
-          <w:i/>
-          <w:iCs/>
-        </w:rPr>
         <w:t xml:space="preserve">,</w:t>
       </w:r>
       <w:r>
-        <w:rPr>
-          <w:i/>
-          <w:iCs/>
-        </w:rPr>
-        <w:t xml:space="preserve"> </w:t>
-      </w:r>
-      <w:r>
-        <w:rPr>
-          <w:i/>
-          <w:iCs/>
-        </w:rPr>
-        <w:t xml:space="preserve">the Free Encyclopedia</w:t>
-      </w:r>
-      <w:r>
-        <w:t xml:space="preserve">.</w:t>
-      </w:r>
-      <w:r>
-        <w:t xml:space="preserve"> </w:t>
-      </w:r>
-      <w:hyperlink r:id="rId131">
-        <w:r>
-          <w:rPr>
-            <w:rStyle w:val="Hyperlink"/>
-          </w:rPr>
-          <w:t xml:space="preserve">https://en.wikipedia.org/wiki/Mean_squared_error</w:t>
-        </w:r>
-      </w:hyperlink>
-      <w:r>
-        <w:t xml:space="preserve">.</w:t>
-      </w:r>
-    </w:p>
-    <w:bookmarkEnd w:id="132"/>
-    <w:bookmarkStart w:id="134" w:name="ref-wikipedia_root_mean_square_deviation"/>
-    <w:p>
-      <w:pPr>
-        <w:pStyle w:val="Bibliography"/>
-      </w:pPr>
-      <w:r>
-        <w:t xml:space="preserve">Wikipedia contributors. 2026f.</w:t>
-      </w:r>
-      <w:r>
-        <w:t xml:space="preserve"> </w:t>
-      </w:r>
-      <w:r>
-        <w:rPr>
-          <w:i/>
-          <w:iCs/>
-        </w:rPr>
-        <w:t xml:space="preserve">Root Mean Square Deviation —</w:t>
-      </w:r>
-      <w:r>
-        <w:rPr>
-          <w:i/>
-          <w:iCs/>
-        </w:rPr>
-        <w:t xml:space="preserve"> </w:t>
-      </w:r>
-      <w:r>
-        <w:rPr>
-          <w:i/>
-          <w:iCs/>
-        </w:rPr>
-        <w:t xml:space="preserve">Wikipedia</w:t>
-      </w:r>
-      <w:r>
-        <w:rPr>
-          <w:i/>
-          <w:iCs/>
-        </w:rPr>
-        <w:t xml:space="preserve">,</w:t>
-      </w:r>
-      <w:r>
-        <w:rPr>
-          <w:i/>
-          <w:iCs/>
-        </w:rPr>
-        <w:t xml:space="preserve"> </w:t>
-      </w:r>
-      <w:r>
-        <w:rPr>
-          <w:i/>
-          <w:iCs/>
-        </w:rPr>
-        <w:t xml:space="preserve">the Free Encyclopedia</w:t>
-      </w:r>
-      <w:r>
-        <w:t xml:space="preserve">.</w:t>
-      </w:r>
-      <w:r>
-        <w:t xml:space="preserve"> </w:t>
-      </w:r>
-      <w:hyperlink r:id="rId133">
-        <w:r>
-          <w:rPr>
-            <w:rStyle w:val="Hyperlink"/>
-          </w:rPr>
-          <w:t xml:space="preserve">https://en.wikipedia.org/wiki/Root_mean_square_deviation</w:t>
-        </w:r>
-      </w:hyperlink>
-      <w:r>
-        <w:t xml:space="preserve">.</w:t>
-      </w:r>
-    </w:p>
-    <w:bookmarkEnd w:id="134"/>
-    <w:bookmarkStart w:id="136" w:name="ref-wikipedia_sampling_distribution"/>
-    <w:p>
-      <w:pPr>
-        <w:pStyle w:val="Bibliography"/>
-      </w:pPr>
-      <w:r>
-        <w:t xml:space="preserve">Wikipedia contributors. 2026g.</w:t>
-      </w:r>
-      <w:r>
-        <w:t xml:space="preserve"> </w:t>
-      </w:r>
-      <w:r>
-        <w:rPr>
-          <w:i/>
-          <w:iCs/>
-        </w:rPr>
-        <w:t xml:space="preserve">Sampling Distribution —</w:t>
-      </w:r>
-      <w:r>
-        <w:rPr>
-          <w:i/>
-          <w:iCs/>
-        </w:rPr>
-        <w:t xml:space="preserve"> </w:t>
-      </w:r>
-      <w:r>
-        <w:rPr>
-          <w:i/>
-          <w:iCs/>
-        </w:rPr>
-        <w:t xml:space="preserve">Wikipedia</w:t>
-      </w:r>
-      <w:r>
-        <w:rPr>
-          <w:i/>
-          <w:iCs/>
-        </w:rPr>
-        <w:t xml:space="preserve">,</w:t>
-      </w:r>
-      <w:r>
-        <w:rPr>
-          <w:i/>
-          <w:iCs/>
-        </w:rPr>
-        <w:t xml:space="preserve"> </w:t>
-      </w:r>
-      <w:r>
-        <w:rPr>
-          <w:i/>
-          <w:iCs/>
-        </w:rPr>
-        <w:t xml:space="preserve">the Free Encyclopedia</w:t>
-      </w:r>
-      <w:r>
-        <w:t xml:space="preserve">.</w:t>
-      </w:r>
-      <w:r>
-        <w:t xml:space="preserve"> </w:t>
-      </w:r>
-      <w:hyperlink r:id="rId135">
-        <w:r>
-          <w:rPr>
-            <w:rStyle w:val="Hyperlink"/>
-          </w:rPr>
-          <w:t xml:space="preserve">https://en.wikipedia.org/wiki/Sampling_distribution</w:t>
-        </w:r>
-      </w:hyperlink>
-      <w:r>
-        <w:t xml:space="preserve">.</w:t>
-      </w:r>
-    </w:p>
-    <w:bookmarkEnd w:id="136"/>
-    <w:bookmarkStart w:id="138" w:name="ref-wikipedia_standard_error"/>
-    <w:p>
-      <w:pPr>
-        <w:pStyle w:val="Bibliography"/>
-      </w:pPr>
-      <w:r>
-        <w:t xml:space="preserve">Wikipedia contributors. 2026h.</w:t>
-      </w:r>
-      <w:r>
-        <w:t xml:space="preserve"> </w:t>
-      </w:r>
-      <w:r>
-        <w:rPr>
-          <w:i/>
-          <w:iCs/>
-        </w:rPr>
-        <w:t xml:space="preserve">Standard Error —</w:t>
-      </w:r>
-      <w:r>
-        <w:rPr>
-          <w:i/>
-          <w:iCs/>
-        </w:rPr>
-        <w:t xml:space="preserve"> </w:t>
-      </w:r>
-      <w:r>
-        <w:rPr>
-          <w:i/>
-          <w:iCs/>
-        </w:rPr>
-        <w:t xml:space="preserve">Wikipedia</w:t>
-      </w:r>
-      <w:r>
-        <w:rPr>
-          <w:i/>
-          <w:iCs/>
-        </w:rPr>
-        <w:t xml:space="preserve">,</w:t>
-      </w:r>
-      <w:r>
-        <w:rPr>
-          <w:i/>
-          <w:iCs/>
-        </w:rPr>
-        <w:t xml:space="preserve"> </w:t>
-      </w:r>
-      <w:r>
-        <w:rPr>
-          <w:i/>
-          <w:iCs/>
-        </w:rPr>
-        <w:t xml:space="preserve">the Free Encyclopedia</w:t>
-      </w:r>
-      <w:r>
-        <w:t xml:space="preserve">.</w:t>
-      </w:r>
-      <w:r>
-        <w:t xml:space="preserve"> </w:t>
-      </w:r>
-      <w:hyperlink r:id="rId137">
+        <w:t xml:space="preserve"> </w:t>
+      </w:r>
+      <w:r>
+        <w:t xml:space="preserve">the free encyclopedia.”</w:t>
+      </w:r>
+      <w:r>
+        <w:t xml:space="preserve"> </w:t>
+      </w:r>
+      <w:r>
+        <w:t xml:space="preserve">2026. Available:</w:t>
+      </w:r>
+      <w:r>
+        <w:t xml:space="preserve"> </w:t>
+      </w:r>
+      <w:hyperlink r:id="rId136">
         <w:r>
           <w:rPr>
             <w:rStyle w:val="Hyperlink"/>
@@ -27954,13 +27847,10 @@
           <w:t xml:space="preserve">https://en.wikipedia.org/wiki/Standard_error</w:t>
         </w:r>
       </w:hyperlink>
-      <w:r>
-        <w:t xml:space="preserve">.</w:t>
-      </w:r>
     </w:p>
+    <w:bookmarkEnd w:id="137"/>
     <w:bookmarkEnd w:id="138"/>
     <w:bookmarkEnd w:id="139"/>
-    <w:bookmarkEnd w:id="140"/>
     <w:sectPr>
       <w:footnotePr>
         <w:numRestart w:val="eachSect"/>
@@ -28187,9 +28077,6 @@
     <w:abstractNumId w:val="991"/>
   </w:num>
   <w:num w:numId="1004">
-    <w:abstractNumId w:val="991"/>
-  </w:num>
-  <w:num w:numId="1005">
     <w:abstractNumId w:val="991"/>
   </w:num>
 </w:numbering>
